--- a/Q&A.docx
+++ b/Q&A.docx
@@ -1,10 +1,24 @@
 
 <file path=word/document.xml><?xml version="1.0" encoding="utf-8"?>
-<w:document xmlns:wpc="http://schemas.microsoft.com/office/word/2010/wordprocessingCanvas" xmlns:cx="http://schemas.microsoft.com/office/drawing/2014/chartex" xmlns:cx1="http://schemas.microsoft.com/office/drawing/2015/9/8/chartex" xmlns:cx2="http://schemas.microsoft.com/office/drawing/2015/10/21/chartex" xmlns:cx3="http://schemas.microsoft.com/office/drawing/2016/5/9/chartex" xmlns:cx4="http://schemas.microsoft.com/office/drawing/2016/5/10/chartex" xmlns:cx5="http://schemas.microsoft.com/office/drawing/2016/5/11/chartex" xmlns:cx6="http://schemas.microsoft.com/office/drawing/2016/5/12/chartex" xmlns:cx7="http://schemas.microsoft.com/office/drawing/2016/5/13/chartex" xmlns:cx8="http://schemas.microsoft.com/office/drawing/2016/5/14/chartex" xmlns:mc="http://schemas.openxmlformats.org/markup-compatibility/2006" xmlns:aink="http://schemas.microsoft.com/office/drawing/2016/ink" xmlns:am3d="http://schemas.microsoft.com/office/drawing/2017/model3d" xmlns:o="urn:schemas-microsoft-com:office:office" xmlns:r="http://schemas.openxmlformats.org/officeDocument/2006/relationships" xmlns:m="http://schemas.openxmlformats.org/officeDocument/2006/math" xmlns:v="urn:schemas-microsoft-com:vml" xmlns:wp14="http://schemas.microsoft.com/office/word/2010/wordprocessingDrawing" xmlns:wp="http://schemas.openxmlformats.org/drawingml/2006/wordprocessingDrawing" xmlns:w10="urn:schemas-microsoft-com:office:word" xmlns:w="http://schemas.openxmlformats.org/wordprocessingml/2006/main" xmlns:w14="http://schemas.microsoft.com/office/word/2010/wordml" xmlns:w15="http://schemas.microsoft.com/office/word/2012/wordml" xmlns:w16cex="http://schemas.microsoft.com/office/word/2018/wordml/cex" xmlns:w16cid="http://schemas.microsoft.com/office/word/2016/wordml/cid" xmlns:w16="http://schemas.microsoft.com/office/word/2018/wordml" xmlns:w16sdtdh="http://schemas.microsoft.com/office/word/2020/wordml/sdtdatahash" xmlns:w16se="http://schemas.microsoft.com/office/word/2015/wordml/symex" xmlns:wpg="http://schemas.microsoft.com/office/word/2010/wordprocessingGroup" xmlns:wpi="http://schemas.microsoft.com/office/word/2010/wordprocessingInk" xmlns:wne="http://schemas.microsoft.com/office/word/2006/wordml" xmlns:wps="http://schemas.microsoft.com/office/word/2010/wordprocessingShape" mc:Ignorable="w14 w15 w16se w16cid w16 w16cex w16sdtdh wp14">
+<w:document xmlns:wpc="http://schemas.microsoft.com/office/word/2010/wordprocessingCanvas" xmlns:mo="http://schemas.microsoft.com/office/mac/office/2008/main" xmlns:mc="http://schemas.openxmlformats.org/markup-compatibility/2006" xmlns:mv="urn:schemas-microsoft-com:mac:vml" xmlns:o="urn:schemas-microsoft-com:office:office" xmlns:r="http://schemas.openxmlformats.org/officeDocument/2006/relationships" xmlns:m="http://schemas.openxmlformats.org/officeDocument/2006/math" xmlns:v="urn:schemas-microsoft-com:vml" xmlns:wp14="http://schemas.microsoft.com/office/word/2010/wordprocessingDrawing" xmlns:wp="http://schemas.openxmlformats.org/drawingml/2006/wordprocessingDrawing" xmlns:w10="urn:schemas-microsoft-com:office:word" xmlns:w="http://schemas.openxmlformats.org/wordprocessingml/2006/main" xmlns:w14="http://schemas.microsoft.com/office/word/2010/wordml" xmlns:w15="http://schemas.microsoft.com/office/word/2012/wordml" xmlns:wpg="http://schemas.microsoft.com/office/word/2010/wordprocessingGroup" xmlns:wpi="http://schemas.microsoft.com/office/word/2010/wordprocessingInk" xmlns:wne="http://schemas.microsoft.com/office/word/2006/wordml" xmlns:wps="http://schemas.microsoft.com/office/word/2010/wordprocessingShape" mc:Ignorable="w14 w15 wp14">
   <w:body>
     <w:p>
       <w:r>
-        <w:t>Nonlinear Component Analysis as a Kernel Eigenvalue Problem</w:t>
+        <w:t>T</w:t>
+      </w:r>
+      <w:r>
+        <w:rPr>
+          <w:rFonts w:hint="eastAsia"/>
+        </w:rPr>
+        <w:t xml:space="preserve">ry to answer these questions in mathematical language. </w:t>
+      </w:r>
+    </w:p>
+    <w:p>
+      <w:pPr>
+        <w:outlineLvl w:val="0"/>
+      </w:pPr>
+      <w:r>
+        <w:t>2000-PAMI-Normalized Cuts and Image Segmentation</w:t>
       </w:r>
     </w:p>
     <w:p>
@@ -12,7 +26,7 @@
         <w:pStyle w:val="a3"/>
         <w:numPr>
           <w:ilvl w:val="0"/>
-          <w:numId w:val="1"/>
+          <w:numId w:val="6"/>
         </w:numPr>
         <w:ind w:firstLineChars="0"/>
       </w:pPr>
@@ -23,7 +37,16 @@
         <w:rPr>
           <w:rFonts w:hint="eastAsia"/>
         </w:rPr>
-        <w:t>hat problem is addressed in this paper comparing with PCA.</w:t>
+        <w:t xml:space="preserve">hat is the clustering? i.e. using the </w:t>
+      </w:r>
+      <w:r>
+        <w:t>mathematical</w:t>
+      </w:r>
+      <w:r>
+        <w:rPr>
+          <w:rFonts w:hint="eastAsia"/>
+        </w:rPr>
+        <w:t xml:space="preserve"> statement</w:t>
       </w:r>
     </w:p>
     <w:p>
@@ -31,18 +54,39 @@
         <w:pStyle w:val="a3"/>
         <w:numPr>
           <w:ilvl w:val="0"/>
-          <w:numId w:val="1"/>
+          <w:numId w:val="6"/>
         </w:numPr>
         <w:ind w:firstLineChars="0"/>
       </w:pPr>
       <w:r>
-        <w:t>T</w:t>
-      </w:r>
-      <w:r>
-        <w:rPr>
-          <w:rFonts w:hint="eastAsia"/>
-        </w:rPr>
-        <w:t>he main advantage of the so-called kernel trick. Do we need to explicitly compute the representation in the kernel space?</w:t>
+        <w:t>W</w:t>
+      </w:r>
+      <w:r>
+        <w:rPr>
+          <w:rFonts w:hint="eastAsia"/>
+        </w:rPr>
+        <w:t xml:space="preserve">hat is the k-means? </w:t>
+      </w:r>
+      <w:r>
+        <w:t>G</w:t>
+      </w:r>
+      <w:r>
+        <w:rPr>
+          <w:rFonts w:hint="eastAsia"/>
+        </w:rPr>
+        <w:t>ive the objective function and</w:t>
+      </w:r>
+      <w:r>
+        <w:rPr>
+          <w:rFonts w:hint="eastAsia"/>
+        </w:rPr>
+        <w:t xml:space="preserve"> algorithm</w:t>
+      </w:r>
+      <w:r>
+        <w:rPr>
+          <w:rFonts w:hint="eastAsia"/>
+        </w:rPr>
+        <w:t xml:space="preserve"> implementation. </w:t>
       </w:r>
     </w:p>
     <w:p>
@@ -50,41 +94,18 @@
         <w:pStyle w:val="a3"/>
         <w:numPr>
           <w:ilvl w:val="0"/>
-          <w:numId w:val="1"/>
+          <w:numId w:val="6"/>
         </w:numPr>
         <w:ind w:firstLineChars="0"/>
       </w:pPr>
       <w:r>
-        <w:t>T</w:t>
-      </w:r>
-      <w:r>
-        <w:rPr>
-          <w:rFonts w:hint="eastAsia"/>
-        </w:rPr>
-        <w:t xml:space="preserve">he major disadvantage of kernel methods? </w:t>
-      </w:r>
-      <w:r>
-        <w:t>N</w:t>
-      </w:r>
-      <w:r>
-        <w:rPr>
-          <w:rFonts w:hint="eastAsia"/>
-        </w:rPr>
-        <w:t xml:space="preserve">ote that, not kernel PCA instead of Kernel methods. </w:t>
-      </w:r>
-    </w:p>
-    <w:p/>
-    <w:p>
-      <w:r>
-        <w:t xml:space="preserve">2002-Kernel eigenfaces vs. kernel </w:t>
-      </w:r>
-      <w:proofErr w:type="spellStart"/>
-      <w:r>
-        <w:t>fisherfaces</w:t>
-      </w:r>
-      <w:proofErr w:type="spellEnd"/>
-      <w:r>
-        <w:t>- Face recognition using kernel methods</w:t>
+        <w:t>W</w:t>
+      </w:r>
+      <w:r>
+        <w:rPr>
+          <w:rFonts w:hint="eastAsia"/>
+        </w:rPr>
+        <w:t>hat is the cut?</w:t>
       </w:r>
     </w:p>
     <w:p>
@@ -92,27 +113,18 @@
         <w:pStyle w:val="a3"/>
         <w:numPr>
           <w:ilvl w:val="0"/>
-          <w:numId w:val="3"/>
+          <w:numId w:val="6"/>
         </w:numPr>
         <w:ind w:firstLineChars="0"/>
       </w:pPr>
       <w:r>
-        <w:t>F</w:t>
-      </w:r>
-      <w:r>
-        <w:rPr>
-          <w:rFonts w:hint="eastAsia"/>
-        </w:rPr>
-        <w:t xml:space="preserve">urther </w:t>
-      </w:r>
-      <w:r>
-        <w:t>understanding</w:t>
-      </w:r>
-      <w:r>
-        <w:rPr>
-          <w:rFonts w:hint="eastAsia"/>
-        </w:rPr>
-        <w:t xml:space="preserve"> the kernel trick which has been used to develop different variants for different methods.</w:t>
+        <w:t>W</w:t>
+      </w:r>
+      <w:r>
+        <w:rPr>
+          <w:rFonts w:hint="eastAsia"/>
+        </w:rPr>
+        <w:t>hy clustering could be achieved with the minimum cut criterion?</w:t>
       </w:r>
     </w:p>
     <w:p>
@@ -120,7 +132,7 @@
         <w:pStyle w:val="a3"/>
         <w:numPr>
           <w:ilvl w:val="0"/>
-          <w:numId w:val="3"/>
+          <w:numId w:val="6"/>
         </w:numPr>
         <w:ind w:firstLineChars="0"/>
       </w:pPr>
@@ -131,30 +143,18 @@
         <w:rPr>
           <w:rFonts w:hint="eastAsia"/>
         </w:rPr>
-        <w:t xml:space="preserve">hat are the difference between </w:t>
-      </w:r>
-      <w:r>
-        <w:t>Kernel eigenfaces</w:t>
-      </w:r>
-      <w:r>
-        <w:rPr>
-          <w:rFonts w:hint="eastAsia"/>
-        </w:rPr>
-        <w:t xml:space="preserve"> and </w:t>
-      </w:r>
-      <w:r>
-        <w:t xml:space="preserve">kernel </w:t>
-      </w:r>
-      <w:proofErr w:type="spellStart"/>
-      <w:r>
-        <w:t>fisherfaces</w:t>
-      </w:r>
-      <w:proofErr w:type="spellEnd"/>
-      <w:r>
-        <w:rPr>
-          <w:rFonts w:hint="eastAsia"/>
-        </w:rPr>
-        <w:t>?</w:t>
+        <w:t xml:space="preserve">hat problems of </w:t>
+      </w:r>
+      <w:r>
+        <w:t>min</w:t>
+      </w:r>
+      <w:bookmarkStart w:id="0" w:name="_GoBack"/>
+      <w:bookmarkEnd w:id="0"/>
+      <w:r>
+        <w:rPr>
+          <w:rFonts w:hint="eastAsia"/>
+        </w:rPr>
+        <w:t>-cut method are solved by n-cut?</w:t>
       </w:r>
     </w:p>
     <w:p>
@@ -162,66 +162,18 @@
         <w:pStyle w:val="a3"/>
         <w:numPr>
           <w:ilvl w:val="0"/>
-          <w:numId w:val="3"/>
+          <w:numId w:val="6"/>
         </w:numPr>
         <w:ind w:firstLineChars="0"/>
       </w:pPr>
       <w:r>
-        <w:t>W</w:t>
-      </w:r>
-      <w:r>
-        <w:rPr>
-          <w:rFonts w:hint="eastAsia"/>
-        </w:rPr>
-        <w:t xml:space="preserve">hat are </w:t>
-      </w:r>
-      <w:r>
-        <w:t>t</w:t>
-      </w:r>
-      <w:r>
-        <w:rPr>
-          <w:rFonts w:hint="eastAsia"/>
-        </w:rPr>
-        <w:t xml:space="preserve">he basic algorithm of </w:t>
-      </w:r>
-      <w:r>
-        <w:t xml:space="preserve">kernel </w:t>
-      </w:r>
-      <w:proofErr w:type="spellStart"/>
-      <w:r>
-        <w:t>fisherfaces</w:t>
-      </w:r>
-      <w:proofErr w:type="spellEnd"/>
-      <w:r>
-        <w:rPr>
-          <w:rFonts w:hint="eastAsia"/>
-        </w:rPr>
-        <w:t xml:space="preserve">, explain each term in the objective function of </w:t>
-      </w:r>
-      <w:r>
-        <w:t xml:space="preserve">kernel </w:t>
-      </w:r>
-      <w:proofErr w:type="spellStart"/>
-      <w:r>
-        <w:t>fisherfaces</w:t>
-      </w:r>
-      <w:proofErr w:type="spellEnd"/>
-      <w:r>
-        <w:rPr>
-          <w:rFonts w:hint="eastAsia"/>
-        </w:rPr>
-        <w:t>.</w:t>
-      </w:r>
-    </w:p>
-    <w:p>
-      <w:pPr>
-        <w:pStyle w:val="a3"/>
-        <w:ind w:left="360" w:firstLineChars="0" w:firstLine="0"/>
-      </w:pPr>
-    </w:p>
-    <w:p>
-      <w:r>
-        <w:t>2005-CVPR-Semi-supervised Discriminant Analysis</w:t>
+        <w:t>T</w:t>
+      </w:r>
+      <w:r>
+        <w:rPr>
+          <w:rFonts w:hint="eastAsia"/>
+        </w:rPr>
+        <w:t>ry to understand eq.2-9</w:t>
       </w:r>
     </w:p>
     <w:p>
@@ -229,18 +181,36 @@
         <w:pStyle w:val="a3"/>
         <w:numPr>
           <w:ilvl w:val="0"/>
-          <w:numId w:val="4"/>
+          <w:numId w:val="6"/>
         </w:numPr>
         <w:ind w:firstLineChars="0"/>
       </w:pPr>
       <w:r>
-        <w:t>W</w:t>
-      </w:r>
-      <w:r>
-        <w:rPr>
-          <w:rFonts w:hint="eastAsia"/>
-        </w:rPr>
-        <w:t>hat are the difference among full/semi-/un- supervised methods in the context of dimension reduction/manifold learning.</w:t>
+        <w:t>C</w:t>
+      </w:r>
+      <w:r>
+        <w:rPr>
+          <w:rFonts w:hint="eastAsia"/>
+        </w:rPr>
+        <w:t xml:space="preserve">an you find any connections between n-cut and the method you have read? </w:t>
+      </w:r>
+      <w:r>
+        <w:t>I</w:t>
+      </w:r>
+      <w:r>
+        <w:rPr>
+          <w:rFonts w:hint="eastAsia"/>
+        </w:rPr>
+        <w:t xml:space="preserve">f yes, which one? </w:t>
+      </w:r>
+      <w:r>
+        <w:t>A</w:t>
+      </w:r>
+      <w:r>
+        <w:rPr>
+          <w:rFonts w:hint="eastAsia"/>
+        </w:rPr>
+        <w:t>nd what are the connections?</w:t>
       </w:r>
     </w:p>
     <w:p>
@@ -248,7 +218,7 @@
         <w:pStyle w:val="a3"/>
         <w:numPr>
           <w:ilvl w:val="0"/>
-          <w:numId w:val="4"/>
+          <w:numId w:val="6"/>
         </w:numPr>
         <w:ind w:firstLineChars="0"/>
       </w:pPr>
@@ -259,7 +229,7 @@
         <w:rPr>
           <w:rFonts w:hint="eastAsia"/>
         </w:rPr>
-        <w:t>hat problems are addressed by these three types of methods.</w:t>
+        <w:t>hy use the second smallest instead of the smallest eigenvalue to bipartition the graph?</w:t>
       </w:r>
     </w:p>
     <w:p>
@@ -267,18 +237,36 @@
         <w:pStyle w:val="a3"/>
         <w:numPr>
           <w:ilvl w:val="0"/>
-          <w:numId w:val="4"/>
+          <w:numId w:val="6"/>
         </w:numPr>
         <w:ind w:firstLineChars="0"/>
       </w:pPr>
       <w:r>
-        <w:t>G</w:t>
-      </w:r>
-      <w:r>
-        <w:rPr>
-          <w:rFonts w:hint="eastAsia"/>
-        </w:rPr>
-        <w:t>roup the read papers during past months into the above three groups.</w:t>
+        <w:t>W</w:t>
+      </w:r>
+      <w:r>
+        <w:rPr>
+          <w:rFonts w:hint="eastAsia"/>
+        </w:rPr>
+        <w:t xml:space="preserve">hat are </w:t>
+      </w:r>
+      <w:r>
+        <w:t>the major limitation</w:t>
+      </w:r>
+      <w:r>
+        <w:rPr>
+          <w:rFonts w:hint="eastAsia"/>
+        </w:rPr>
+        <w:t>s</w:t>
+      </w:r>
+      <w:r>
+        <w:t xml:space="preserve"> of n-cut</w:t>
+      </w:r>
+      <w:r>
+        <w:rPr>
+          <w:rFonts w:hint="eastAsia"/>
+        </w:rPr>
+        <w:t xml:space="preserve">? </w:t>
       </w:r>
     </w:p>
     <w:p>
@@ -286,25 +274,54 @@
         <w:pStyle w:val="a3"/>
         <w:numPr>
           <w:ilvl w:val="0"/>
-          <w:numId w:val="4"/>
+          <w:numId w:val="6"/>
         </w:numPr>
         <w:ind w:firstLineChars="0"/>
       </w:pPr>
       <w:r>
-        <w:t>W</w:t>
-      </w:r>
-      <w:r>
-        <w:rPr>
-          <w:rFonts w:hint="eastAsia"/>
-        </w:rPr>
-        <w:t>hat are the differences between SDA and LDE?</w:t>
-      </w:r>
-    </w:p>
-    <w:p/>
-    <w:p>
-      <w:r>
-        <w:lastRenderedPageBreak/>
-        <w:t>2007-PAMI-Graph Embedding and Extensions-A General Framework for Dimensionality Reduction</w:t>
+        <w:t>H</w:t>
+      </w:r>
+      <w:r>
+        <w:rPr>
+          <w:rFonts w:hint="eastAsia"/>
+        </w:rPr>
+        <w:t xml:space="preserve">ow to </w:t>
+      </w:r>
+      <w:r>
+        <w:t>improve</w:t>
+      </w:r>
+      <w:r>
+        <w:rPr>
+          <w:rFonts w:hint="eastAsia"/>
+        </w:rPr>
+        <w:t xml:space="preserve"> the </w:t>
+      </w:r>
+      <w:r>
+        <w:t>computational</w:t>
+      </w:r>
+      <w:r>
+        <w:rPr>
+          <w:rFonts w:hint="eastAsia"/>
+        </w:rPr>
+        <w:t xml:space="preserve"> efficiency of n-cut? </w:t>
+      </w:r>
+      <w:r>
+        <w:t>Which</w:t>
+      </w:r>
+      <w:r>
+        <w:rPr>
+          <w:rFonts w:hint="eastAsia"/>
+        </w:rPr>
+        <w:t xml:space="preserve"> one step of n-cut takes </w:t>
+      </w:r>
+      <w:r>
+        <w:t>t</w:t>
+      </w:r>
+      <w:r>
+        <w:rPr>
+          <w:rFonts w:hint="eastAsia"/>
+        </w:rPr>
+        <w:t>he major cost?</w:t>
       </w:r>
     </w:p>
     <w:p>
@@ -312,18 +329,50 @@
         <w:pStyle w:val="a3"/>
         <w:numPr>
           <w:ilvl w:val="0"/>
-          <w:numId w:val="5"/>
+          <w:numId w:val="6"/>
         </w:numPr>
         <w:ind w:firstLineChars="0"/>
       </w:pPr>
       <w:r>
-        <w:t>W</w:t>
-      </w:r>
-      <w:r>
-        <w:rPr>
-          <w:rFonts w:hint="eastAsia"/>
-        </w:rPr>
-        <w:t>hy these manifold learning methods could be unified into the graph embedding framework?</w:t>
+        <w:t>R</w:t>
+      </w:r>
+      <w:r>
+        <w:rPr>
+          <w:rFonts w:hint="eastAsia"/>
+        </w:rPr>
+        <w:t>eproduce ALL results (fig.3-fig17)</w:t>
+      </w:r>
+      <w:r>
+        <w:rPr>
+          <w:rFonts w:hint="eastAsia"/>
+        </w:rPr>
+        <w:t>.</w:t>
+      </w:r>
+    </w:p>
+    <w:p/>
+    <w:p>
+      <w:r>
+        <w:rPr>
+          <w:rFonts w:hint="eastAsia"/>
+        </w:rPr>
+        <w:t xml:space="preserve">If the above paper is </w:t>
+      </w:r>
+      <w:r>
+        <w:t>finished</w:t>
+      </w:r>
+      <w:r>
+        <w:rPr>
+          <w:rFonts w:hint="eastAsia"/>
+        </w:rPr>
+        <w:t xml:space="preserve"> VERY well, then move forward:</w:t>
+      </w:r>
+    </w:p>
+    <w:p>
+      <w:pPr>
+        <w:outlineLvl w:val="0"/>
+      </w:pPr>
+      <w:r>
+        <w:t>2001-NIPS-On Spectral clustering analysis and an algorithm</w:t>
       </w:r>
     </w:p>
     <w:p>
@@ -331,30 +380,33 @@
         <w:pStyle w:val="a3"/>
         <w:numPr>
           <w:ilvl w:val="0"/>
-          <w:numId w:val="5"/>
+          <w:numId w:val="7"/>
         </w:numPr>
         <w:ind w:firstLineChars="0"/>
       </w:pPr>
       <w:r>
-        <w:t>U</w:t>
-      </w:r>
-      <w:r>
-        <w:rPr>
-          <w:rFonts w:hint="eastAsia"/>
-        </w:rPr>
-        <w:t xml:space="preserve">nder the graph embedding, </w:t>
-      </w:r>
-      <w:r>
-        <w:rPr>
-          <w:rFonts w:hint="eastAsia"/>
-        </w:rPr>
-        <w:t>w</w:t>
-      </w:r>
-      <w:r>
-        <w:rPr>
-          <w:rFonts w:hint="eastAsia"/>
-        </w:rPr>
-        <w:t>hat are difference between these papers you have read.</w:t>
+        <w:t>W</w:t>
+      </w:r>
+      <w:r>
+        <w:rPr>
+          <w:rFonts w:hint="eastAsia"/>
+        </w:rPr>
+        <w:t>hat means spectral clustering?</w:t>
+      </w:r>
+      <w:r>
+        <w:rPr>
+          <w:rFonts w:hint="eastAsia"/>
+        </w:rPr>
+        <w:t xml:space="preserve"> </w:t>
+      </w:r>
+      <w:r>
+        <w:t>W</w:t>
+      </w:r>
+      <w:r>
+        <w:rPr>
+          <w:rFonts w:hint="eastAsia"/>
+        </w:rPr>
+        <w:t>hat is the spectral?</w:t>
       </w:r>
     </w:p>
     <w:p>
@@ -362,21 +414,27 @@
         <w:pStyle w:val="a3"/>
         <w:numPr>
           <w:ilvl w:val="0"/>
-          <w:numId w:val="5"/>
+          <w:numId w:val="7"/>
         </w:numPr>
         <w:ind w:firstLineChars="0"/>
       </w:pPr>
       <w:r>
-        <w:t>W</w:t>
-      </w:r>
-      <w:r>
-        <w:rPr>
-          <w:rFonts w:hint="eastAsia"/>
-        </w:rPr>
-        <w:t xml:space="preserve">hat is </w:t>
-      </w:r>
-      <w:r>
-        <w:t>the key of graph embedding?</w:t>
+        <w:t>T</w:t>
+      </w:r>
+      <w:r>
+        <w:rPr>
+          <w:rFonts w:hint="eastAsia"/>
+        </w:rPr>
+        <w:t xml:space="preserve">he </w:t>
+      </w:r>
+      <w:r>
+        <w:t>algorithm</w:t>
+      </w:r>
+      <w:r>
+        <w:rPr>
+          <w:rFonts w:hint="eastAsia"/>
+        </w:rPr>
+        <w:t xml:space="preserve"> steps of SC.</w:t>
       </w:r>
     </w:p>
     <w:p>
@@ -384,32 +442,287 @@
         <w:pStyle w:val="a3"/>
         <w:numPr>
           <w:ilvl w:val="0"/>
-          <w:numId w:val="5"/>
+          <w:numId w:val="7"/>
         </w:numPr>
         <w:ind w:firstLineChars="0"/>
       </w:pPr>
       <w:r>
-        <w:t>I</w:t>
-      </w:r>
-      <w:r>
-        <w:rPr>
-          <w:rFonts w:hint="eastAsia"/>
-        </w:rPr>
-        <w:t>f you would like to do some works on this topic, which direction is worthy to be explored</w:t>
-      </w:r>
-      <w:r>
-        <w:rPr>
-          <w:rFonts w:hint="eastAsia"/>
-        </w:rPr>
-        <w:t xml:space="preserve"> and most possible success</w:t>
-      </w:r>
-      <w:r>
-        <w:rPr>
-          <w:rFonts w:hint="eastAsia"/>
-        </w:rPr>
-        <w:t xml:space="preserve">? </w:t>
-      </w:r>
-    </w:p>
+        <w:lastRenderedPageBreak/>
+        <w:t>W</w:t>
+      </w:r>
+      <w:r>
+        <w:rPr>
+          <w:rFonts w:hint="eastAsia"/>
+        </w:rPr>
+        <w:t xml:space="preserve">hat are the connection between SC and the method you have read. </w:t>
+      </w:r>
+    </w:p>
+    <w:p>
+      <w:pPr>
+        <w:pStyle w:val="a3"/>
+        <w:numPr>
+          <w:ilvl w:val="0"/>
+          <w:numId w:val="7"/>
+        </w:numPr>
+        <w:ind w:firstLineChars="0"/>
+      </w:pPr>
+      <w:r>
+        <w:t>R</w:t>
+      </w:r>
+      <w:r>
+        <w:rPr>
+          <w:rFonts w:hint="eastAsia"/>
+        </w:rPr>
+        <w:t>eproduce the results in Fig.1.</w:t>
+      </w:r>
+    </w:p>
+    <w:p/>
+    <w:p>
+      <w:r>
+        <w:t>2007-A Tutorial on Spectral Clustering</w:t>
+      </w:r>
+      <w:r>
+        <w:rPr>
+          <w:rFonts w:hint="eastAsia"/>
+        </w:rPr>
+        <w:t xml:space="preserve"> (sec1-6</w:t>
+      </w:r>
+      <w:r>
+        <w:rPr>
+          <w:rFonts w:hint="eastAsia"/>
+        </w:rPr>
+        <w:t>, 8</w:t>
+      </w:r>
+      <w:r>
+        <w:rPr>
+          <w:rFonts w:hint="eastAsia"/>
+        </w:rPr>
+        <w:t>)</w:t>
+      </w:r>
+    </w:p>
+    <w:p>
+      <w:pPr>
+        <w:pStyle w:val="a3"/>
+        <w:numPr>
+          <w:ilvl w:val="0"/>
+          <w:numId w:val="8"/>
+        </w:numPr>
+        <w:ind w:firstLineChars="0"/>
+      </w:pPr>
+      <w:r>
+        <w:t xml:space="preserve">What </w:t>
+      </w:r>
+      <w:r>
+        <w:rPr>
+          <w:rFonts w:hint="eastAsia"/>
+        </w:rPr>
+        <w:t>is the key of spectral clustering?</w:t>
+      </w:r>
+    </w:p>
+    <w:p>
+      <w:pPr>
+        <w:pStyle w:val="a3"/>
+        <w:numPr>
+          <w:ilvl w:val="0"/>
+          <w:numId w:val="8"/>
+        </w:numPr>
+        <w:ind w:firstLineChars="0"/>
+      </w:pPr>
+      <w:r>
+        <w:t>H</w:t>
+      </w:r>
+      <w:r>
+        <w:rPr>
+          <w:rFonts w:hint="eastAsia"/>
+        </w:rPr>
+        <w:t xml:space="preserve">ow many graphs are </w:t>
+      </w:r>
+      <w:r>
+        <w:t>summarized</w:t>
+      </w:r>
+      <w:r>
+        <w:rPr>
+          <w:rFonts w:hint="eastAsia"/>
+        </w:rPr>
+        <w:t xml:space="preserve"> in the paper?</w:t>
+      </w:r>
+    </w:p>
+    <w:p>
+      <w:pPr>
+        <w:pStyle w:val="a3"/>
+        <w:numPr>
+          <w:ilvl w:val="0"/>
+          <w:numId w:val="8"/>
+        </w:numPr>
+        <w:ind w:firstLineChars="0"/>
+      </w:pPr>
+      <w:r>
+        <w:t>H</w:t>
+      </w:r>
+      <w:r>
+        <w:rPr>
+          <w:rFonts w:hint="eastAsia"/>
+        </w:rPr>
+        <w:t xml:space="preserve">ow many kinds of graph Laplacian and their difference? </w:t>
+      </w:r>
+      <w:r>
+        <w:t>A</w:t>
+      </w:r>
+      <w:r>
+        <w:rPr>
+          <w:rFonts w:hint="eastAsia"/>
+        </w:rPr>
+        <w:t>nd the properties of the Laplacian matrix.</w:t>
+      </w:r>
+    </w:p>
+    <w:p>
+      <w:pPr>
+        <w:pStyle w:val="a3"/>
+        <w:numPr>
+          <w:ilvl w:val="0"/>
+          <w:numId w:val="8"/>
+        </w:numPr>
+        <w:ind w:firstLineChars="0"/>
+      </w:pPr>
+      <w:r>
+        <w:t xml:space="preserve">What </w:t>
+      </w:r>
+      <w:r>
+        <w:rPr>
+          <w:rFonts w:hint="eastAsia"/>
+        </w:rPr>
+        <w:t>is the relationship between the number of clusters and spectrum of L? and what is the spectrum of L?</w:t>
+      </w:r>
+    </w:p>
+    <w:p>
+      <w:pPr>
+        <w:pStyle w:val="a3"/>
+        <w:numPr>
+          <w:ilvl w:val="0"/>
+          <w:numId w:val="8"/>
+        </w:numPr>
+        <w:ind w:firstLineChars="0"/>
+      </w:pPr>
+      <w:r>
+        <w:rPr>
+          <w:rFonts w:hint="eastAsia"/>
+        </w:rPr>
+        <w:t xml:space="preserve">In </w:t>
+      </w:r>
+      <w:r>
+        <w:t>no more than two sentences</w:t>
+      </w:r>
+      <w:r>
+        <w:rPr>
+          <w:rFonts w:hint="eastAsia"/>
+        </w:rPr>
+        <w:t>,</w:t>
+      </w:r>
+      <w:r>
+        <w:t xml:space="preserve"> </w:t>
+      </w:r>
+      <w:r>
+        <w:t>e</w:t>
+      </w:r>
+      <w:r>
+        <w:rPr>
+          <w:rFonts w:hint="eastAsia"/>
+        </w:rPr>
+        <w:t xml:space="preserve">xplain </w:t>
+      </w:r>
+      <w:r>
+        <w:t>spectral</w:t>
+      </w:r>
+      <w:r>
+        <w:rPr>
+          <w:rFonts w:hint="eastAsia"/>
+        </w:rPr>
+        <w:t xml:space="preserve"> clustering</w:t>
+      </w:r>
+      <w:r>
+        <w:rPr>
+          <w:rFonts w:hint="eastAsia"/>
+        </w:rPr>
+        <w:t xml:space="preserve"> </w:t>
+      </w:r>
+      <w:r>
+        <w:rPr>
+          <w:rFonts w:hint="eastAsia"/>
+        </w:rPr>
+        <w:t xml:space="preserve">using the view of dimension reduction point, </w:t>
+      </w:r>
+      <w:r>
+        <w:rPr>
+          <w:rFonts w:hint="eastAsia"/>
+        </w:rPr>
+        <w:t>graph cut</w:t>
+      </w:r>
+      <w:r>
+        <w:rPr>
+          <w:rFonts w:hint="eastAsia"/>
+        </w:rPr>
+        <w:t xml:space="preserve"> point</w:t>
+      </w:r>
+      <w:r>
+        <w:rPr>
+          <w:rFonts w:hint="eastAsia"/>
+        </w:rPr>
+        <w:t xml:space="preserve">, </w:t>
+      </w:r>
+      <w:r>
+        <w:rPr>
+          <w:rFonts w:hint="eastAsia"/>
+        </w:rPr>
+        <w:t xml:space="preserve">and random walks point, respectively. </w:t>
+      </w:r>
+    </w:p>
+    <w:p>
+      <w:pPr>
+        <w:pStyle w:val="a3"/>
+        <w:numPr>
+          <w:ilvl w:val="0"/>
+          <w:numId w:val="8"/>
+        </w:numPr>
+        <w:ind w:firstLineChars="0"/>
+      </w:pPr>
+      <w:r>
+        <w:t>B</w:t>
+      </w:r>
+      <w:r>
+        <w:rPr>
+          <w:rFonts w:hint="eastAsia"/>
+        </w:rPr>
+        <w:t xml:space="preserve">esides </w:t>
+      </w:r>
+      <w:r>
+        <w:t>pairwise</w:t>
+      </w:r>
+      <w:r>
+        <w:rPr>
+          <w:rFonts w:hint="eastAsia"/>
+        </w:rPr>
+        <w:t xml:space="preserve"> distances (e.g., </w:t>
+      </w:r>
+      <w:r>
+        <w:t>Euclidean</w:t>
+      </w:r>
+      <w:r>
+        <w:rPr>
+          <w:rFonts w:hint="eastAsia"/>
+        </w:rPr>
+        <w:t xml:space="preserve"> distance), can you propose new spectral clustering method by proposing a ``new</w:t>
+      </w:r>
+      <w:r>
+        <w:t>’’</w:t>
+      </w:r>
+      <w:r>
+        <w:rPr>
+          <w:rFonts w:hint="eastAsia"/>
+        </w:rPr>
+        <w:t xml:space="preserve">graph?  </w:t>
+      </w:r>
+    </w:p>
+    <w:p/>
     <w:sectPr>
       <w:pgSz w:w="11900" w:h="16840"/>
       <w:pgMar w:top="1440" w:right="1800" w:bottom="1440" w:left="1800" w:header="851" w:footer="992" w:gutter="0"/>
@@ -421,8 +734,8 @@
 </file>
 
 <file path=word/numbering.xml><?xml version="1.0" encoding="utf-8"?>
-<w:numbering xmlns:wpc="http://schemas.microsoft.com/office/word/2010/wordprocessingCanvas" xmlns:cx="http://schemas.microsoft.com/office/drawing/2014/chartex" xmlns:cx1="http://schemas.microsoft.com/office/drawing/2015/9/8/chartex" xmlns:cx2="http://schemas.microsoft.com/office/drawing/2015/10/21/chartex" xmlns:cx3="http://schemas.microsoft.com/office/drawing/2016/5/9/chartex" xmlns:cx4="http://schemas.microsoft.com/office/drawing/2016/5/10/chartex" xmlns:cx5="http://schemas.microsoft.com/office/drawing/2016/5/11/chartex" xmlns:cx6="http://schemas.microsoft.com/office/drawing/2016/5/12/chartex" xmlns:cx7="http://schemas.microsoft.com/office/drawing/2016/5/13/chartex" xmlns:cx8="http://schemas.microsoft.com/office/drawing/2016/5/14/chartex" xmlns:mc="http://schemas.openxmlformats.org/markup-compatibility/2006" xmlns:aink="http://schemas.microsoft.com/office/drawing/2016/ink" xmlns:am3d="http://schemas.microsoft.com/office/drawing/2017/model3d" xmlns:o="urn:schemas-microsoft-com:office:office" xmlns:r="http://schemas.openxmlformats.org/officeDocument/2006/relationships" xmlns:m="http://schemas.openxmlformats.org/officeDocument/2006/math" xmlns:v="urn:schemas-microsoft-com:vml" xmlns:wp14="http://schemas.microsoft.com/office/word/2010/wordprocessingDrawing" xmlns:wp="http://schemas.openxmlformats.org/drawingml/2006/wordprocessingDrawing" xmlns:w10="urn:schemas-microsoft-com:office:word" xmlns:w="http://schemas.openxmlformats.org/wordprocessingml/2006/main" xmlns:w14="http://schemas.microsoft.com/office/word/2010/wordml" xmlns:w15="http://schemas.microsoft.com/office/word/2012/wordml" xmlns:w16cex="http://schemas.microsoft.com/office/word/2018/wordml/cex" xmlns:w16cid="http://schemas.microsoft.com/office/word/2016/wordml/cid" xmlns:w16="http://schemas.microsoft.com/office/word/2018/wordml" xmlns:w16sdtdh="http://schemas.microsoft.com/office/word/2020/wordml/sdtdatahash" xmlns:w16se="http://schemas.microsoft.com/office/word/2015/wordml/symex" xmlns:wpg="http://schemas.microsoft.com/office/word/2010/wordprocessingGroup" xmlns:wpi="http://schemas.microsoft.com/office/word/2010/wordprocessingInk" xmlns:wne="http://schemas.microsoft.com/office/word/2006/wordml" xmlns:wps="http://schemas.microsoft.com/office/word/2010/wordprocessingShape" mc:Ignorable="w14 w15 w16se w16cid w16 w16cex w16sdtdh wp14">
-  <w:abstractNum w:abstractNumId="0" w15:restartNumberingAfterBreak="0">
+<w:numbering xmlns:wpc="http://schemas.microsoft.com/office/word/2010/wordprocessingCanvas" xmlns:mo="http://schemas.microsoft.com/office/mac/office/2008/main" xmlns:mc="http://schemas.openxmlformats.org/markup-compatibility/2006" xmlns:mv="urn:schemas-microsoft-com:mac:vml" xmlns:o="urn:schemas-microsoft-com:office:office" xmlns:r="http://schemas.openxmlformats.org/officeDocument/2006/relationships" xmlns:m="http://schemas.openxmlformats.org/officeDocument/2006/math" xmlns:v="urn:schemas-microsoft-com:vml" xmlns:wp14="http://schemas.microsoft.com/office/word/2010/wordprocessingDrawing" xmlns:wp="http://schemas.openxmlformats.org/drawingml/2006/wordprocessingDrawing" xmlns:w10="urn:schemas-microsoft-com:office:word" xmlns:w="http://schemas.openxmlformats.org/wordprocessingml/2006/main" xmlns:w14="http://schemas.microsoft.com/office/word/2010/wordml" xmlns:w15="http://schemas.microsoft.com/office/word/2012/wordml" xmlns:wpg="http://schemas.microsoft.com/office/word/2010/wordprocessingGroup" xmlns:wpi="http://schemas.microsoft.com/office/word/2010/wordprocessingInk" xmlns:wne="http://schemas.microsoft.com/office/word/2006/wordml" xmlns:wps="http://schemas.microsoft.com/office/word/2010/wordprocessingShape" mc:Ignorable="w14 w15 wp14">
+  <w:abstractNum w:abstractNumId="0">
     <w:nsid w:val="14E13F24"/>
     <w:multiLevelType w:val="hybridMultilevel"/>
     <w:tmpl w:val="19E277FC"/>
@@ -511,7 +824,185 @@
       </w:pPr>
     </w:lvl>
   </w:abstractNum>
-  <w:abstractNum w:abstractNumId="1" w15:restartNumberingAfterBreak="0">
+  <w:abstractNum w:abstractNumId="1">
+    <w:nsid w:val="18813CB4"/>
+    <w:multiLevelType w:val="hybridMultilevel"/>
+    <w:tmpl w:val="4A52C498"/>
+    <w:lvl w:ilvl="0" w:tplc="35DA49D2">
+      <w:start w:val="1"/>
+      <w:numFmt w:val="decimal"/>
+      <w:lvlText w:val="%1."/>
+      <w:lvlJc w:val="left"/>
+      <w:pPr>
+        <w:ind w:left="360" w:hanging="360"/>
+      </w:pPr>
+      <w:rPr>
+        <w:rFonts w:hint="eastAsia"/>
+      </w:rPr>
+    </w:lvl>
+    <w:lvl w:ilvl="1" w:tplc="04090019" w:tentative="1">
+      <w:start w:val="1"/>
+      <w:numFmt w:val="lowerLetter"/>
+      <w:lvlText w:val="%2)"/>
+      <w:lvlJc w:val="left"/>
+      <w:pPr>
+        <w:ind w:left="960" w:hanging="480"/>
+      </w:pPr>
+    </w:lvl>
+    <w:lvl w:ilvl="2" w:tplc="0409001B" w:tentative="1">
+      <w:start w:val="1"/>
+      <w:numFmt w:val="lowerRoman"/>
+      <w:lvlText w:val="%3."/>
+      <w:lvlJc w:val="right"/>
+      <w:pPr>
+        <w:ind w:left="1440" w:hanging="480"/>
+      </w:pPr>
+    </w:lvl>
+    <w:lvl w:ilvl="3" w:tplc="0409000F" w:tentative="1">
+      <w:start w:val="1"/>
+      <w:numFmt w:val="decimal"/>
+      <w:lvlText w:val="%4."/>
+      <w:lvlJc w:val="left"/>
+      <w:pPr>
+        <w:ind w:left="1920" w:hanging="480"/>
+      </w:pPr>
+    </w:lvl>
+    <w:lvl w:ilvl="4" w:tplc="04090019" w:tentative="1">
+      <w:start w:val="1"/>
+      <w:numFmt w:val="lowerLetter"/>
+      <w:lvlText w:val="%5)"/>
+      <w:lvlJc w:val="left"/>
+      <w:pPr>
+        <w:ind w:left="2400" w:hanging="480"/>
+      </w:pPr>
+    </w:lvl>
+    <w:lvl w:ilvl="5" w:tplc="0409001B" w:tentative="1">
+      <w:start w:val="1"/>
+      <w:numFmt w:val="lowerRoman"/>
+      <w:lvlText w:val="%6."/>
+      <w:lvlJc w:val="right"/>
+      <w:pPr>
+        <w:ind w:left="2880" w:hanging="480"/>
+      </w:pPr>
+    </w:lvl>
+    <w:lvl w:ilvl="6" w:tplc="0409000F" w:tentative="1">
+      <w:start w:val="1"/>
+      <w:numFmt w:val="decimal"/>
+      <w:lvlText w:val="%7."/>
+      <w:lvlJc w:val="left"/>
+      <w:pPr>
+        <w:ind w:left="3360" w:hanging="480"/>
+      </w:pPr>
+    </w:lvl>
+    <w:lvl w:ilvl="7" w:tplc="04090019" w:tentative="1">
+      <w:start w:val="1"/>
+      <w:numFmt w:val="lowerLetter"/>
+      <w:lvlText w:val="%8)"/>
+      <w:lvlJc w:val="left"/>
+      <w:pPr>
+        <w:ind w:left="3840" w:hanging="480"/>
+      </w:pPr>
+    </w:lvl>
+    <w:lvl w:ilvl="8" w:tplc="0409001B" w:tentative="1">
+      <w:start w:val="1"/>
+      <w:numFmt w:val="lowerRoman"/>
+      <w:lvlText w:val="%9."/>
+      <w:lvlJc w:val="right"/>
+      <w:pPr>
+        <w:ind w:left="4320" w:hanging="480"/>
+      </w:pPr>
+    </w:lvl>
+  </w:abstractNum>
+  <w:abstractNum w:abstractNumId="2">
+    <w:nsid w:val="430607FA"/>
+    <w:multiLevelType w:val="hybridMultilevel"/>
+    <w:tmpl w:val="0470B4E2"/>
+    <w:lvl w:ilvl="0" w:tplc="66401848">
+      <w:start w:val="1"/>
+      <w:numFmt w:val="decimal"/>
+      <w:lvlText w:val="%1."/>
+      <w:lvlJc w:val="left"/>
+      <w:pPr>
+        <w:ind w:left="360" w:hanging="360"/>
+      </w:pPr>
+      <w:rPr>
+        <w:rFonts w:hint="eastAsia"/>
+      </w:rPr>
+    </w:lvl>
+    <w:lvl w:ilvl="1" w:tplc="04090019" w:tentative="1">
+      <w:start w:val="1"/>
+      <w:numFmt w:val="lowerLetter"/>
+      <w:lvlText w:val="%2)"/>
+      <w:lvlJc w:val="left"/>
+      <w:pPr>
+        <w:ind w:left="960" w:hanging="480"/>
+      </w:pPr>
+    </w:lvl>
+    <w:lvl w:ilvl="2" w:tplc="0409001B" w:tentative="1">
+      <w:start w:val="1"/>
+      <w:numFmt w:val="lowerRoman"/>
+      <w:lvlText w:val="%3."/>
+      <w:lvlJc w:val="right"/>
+      <w:pPr>
+        <w:ind w:left="1440" w:hanging="480"/>
+      </w:pPr>
+    </w:lvl>
+    <w:lvl w:ilvl="3" w:tplc="0409000F" w:tentative="1">
+      <w:start w:val="1"/>
+      <w:numFmt w:val="decimal"/>
+      <w:lvlText w:val="%4."/>
+      <w:lvlJc w:val="left"/>
+      <w:pPr>
+        <w:ind w:left="1920" w:hanging="480"/>
+      </w:pPr>
+    </w:lvl>
+    <w:lvl w:ilvl="4" w:tplc="04090019" w:tentative="1">
+      <w:start w:val="1"/>
+      <w:numFmt w:val="lowerLetter"/>
+      <w:lvlText w:val="%5)"/>
+      <w:lvlJc w:val="left"/>
+      <w:pPr>
+        <w:ind w:left="2400" w:hanging="480"/>
+      </w:pPr>
+    </w:lvl>
+    <w:lvl w:ilvl="5" w:tplc="0409001B" w:tentative="1">
+      <w:start w:val="1"/>
+      <w:numFmt w:val="lowerRoman"/>
+      <w:lvlText w:val="%6."/>
+      <w:lvlJc w:val="right"/>
+      <w:pPr>
+        <w:ind w:left="2880" w:hanging="480"/>
+      </w:pPr>
+    </w:lvl>
+    <w:lvl w:ilvl="6" w:tplc="0409000F" w:tentative="1">
+      <w:start w:val="1"/>
+      <w:numFmt w:val="decimal"/>
+      <w:lvlText w:val="%7."/>
+      <w:lvlJc w:val="left"/>
+      <w:pPr>
+        <w:ind w:left="3360" w:hanging="480"/>
+      </w:pPr>
+    </w:lvl>
+    <w:lvl w:ilvl="7" w:tplc="04090019" w:tentative="1">
+      <w:start w:val="1"/>
+      <w:numFmt w:val="lowerLetter"/>
+      <w:lvlText w:val="%8)"/>
+      <w:lvlJc w:val="left"/>
+      <w:pPr>
+        <w:ind w:left="3840" w:hanging="480"/>
+      </w:pPr>
+    </w:lvl>
+    <w:lvl w:ilvl="8" w:tplc="0409001B" w:tentative="1">
+      <w:start w:val="1"/>
+      <w:numFmt w:val="lowerRoman"/>
+      <w:lvlText w:val="%9."/>
+      <w:lvlJc w:val="right"/>
+      <w:pPr>
+        <w:ind w:left="4320" w:hanging="480"/>
+      </w:pPr>
+    </w:lvl>
+  </w:abstractNum>
+  <w:abstractNum w:abstractNumId="3">
     <w:nsid w:val="45691AB2"/>
     <w:multiLevelType w:val="hybridMultilevel"/>
     <w:tmpl w:val="6CD0DB76"/>
@@ -600,7 +1091,96 @@
       </w:pPr>
     </w:lvl>
   </w:abstractNum>
-  <w:abstractNum w:abstractNumId="2" w15:restartNumberingAfterBreak="0">
+  <w:abstractNum w:abstractNumId="4">
+    <w:nsid w:val="54D65AD0"/>
+    <w:multiLevelType w:val="hybridMultilevel"/>
+    <w:tmpl w:val="26CCDF7E"/>
+    <w:lvl w:ilvl="0" w:tplc="410A74CC">
+      <w:start w:val="1"/>
+      <w:numFmt w:val="decimal"/>
+      <w:lvlText w:val="%1."/>
+      <w:lvlJc w:val="left"/>
+      <w:pPr>
+        <w:ind w:left="360" w:hanging="360"/>
+      </w:pPr>
+      <w:rPr>
+        <w:rFonts w:hint="eastAsia"/>
+      </w:rPr>
+    </w:lvl>
+    <w:lvl w:ilvl="1" w:tplc="04090019" w:tentative="1">
+      <w:start w:val="1"/>
+      <w:numFmt w:val="lowerLetter"/>
+      <w:lvlText w:val="%2)"/>
+      <w:lvlJc w:val="left"/>
+      <w:pPr>
+        <w:ind w:left="960" w:hanging="480"/>
+      </w:pPr>
+    </w:lvl>
+    <w:lvl w:ilvl="2" w:tplc="0409001B" w:tentative="1">
+      <w:start w:val="1"/>
+      <w:numFmt w:val="lowerRoman"/>
+      <w:lvlText w:val="%3."/>
+      <w:lvlJc w:val="right"/>
+      <w:pPr>
+        <w:ind w:left="1440" w:hanging="480"/>
+      </w:pPr>
+    </w:lvl>
+    <w:lvl w:ilvl="3" w:tplc="0409000F" w:tentative="1">
+      <w:start w:val="1"/>
+      <w:numFmt w:val="decimal"/>
+      <w:lvlText w:val="%4."/>
+      <w:lvlJc w:val="left"/>
+      <w:pPr>
+        <w:ind w:left="1920" w:hanging="480"/>
+      </w:pPr>
+    </w:lvl>
+    <w:lvl w:ilvl="4" w:tplc="04090019" w:tentative="1">
+      <w:start w:val="1"/>
+      <w:numFmt w:val="lowerLetter"/>
+      <w:lvlText w:val="%5)"/>
+      <w:lvlJc w:val="left"/>
+      <w:pPr>
+        <w:ind w:left="2400" w:hanging="480"/>
+      </w:pPr>
+    </w:lvl>
+    <w:lvl w:ilvl="5" w:tplc="0409001B" w:tentative="1">
+      <w:start w:val="1"/>
+      <w:numFmt w:val="lowerRoman"/>
+      <w:lvlText w:val="%6."/>
+      <w:lvlJc w:val="right"/>
+      <w:pPr>
+        <w:ind w:left="2880" w:hanging="480"/>
+      </w:pPr>
+    </w:lvl>
+    <w:lvl w:ilvl="6" w:tplc="0409000F" w:tentative="1">
+      <w:start w:val="1"/>
+      <w:numFmt w:val="decimal"/>
+      <w:lvlText w:val="%7."/>
+      <w:lvlJc w:val="left"/>
+      <w:pPr>
+        <w:ind w:left="3360" w:hanging="480"/>
+      </w:pPr>
+    </w:lvl>
+    <w:lvl w:ilvl="7" w:tplc="04090019" w:tentative="1">
+      <w:start w:val="1"/>
+      <w:numFmt w:val="lowerLetter"/>
+      <w:lvlText w:val="%8)"/>
+      <w:lvlJc w:val="left"/>
+      <w:pPr>
+        <w:ind w:left="3840" w:hanging="480"/>
+      </w:pPr>
+    </w:lvl>
+    <w:lvl w:ilvl="8" w:tplc="0409001B" w:tentative="1">
+      <w:start w:val="1"/>
+      <w:numFmt w:val="lowerRoman"/>
+      <w:lvlText w:val="%9."/>
+      <w:lvlJc w:val="right"/>
+      <w:pPr>
+        <w:ind w:left="4320" w:hanging="480"/>
+      </w:pPr>
+    </w:lvl>
+  </w:abstractNum>
+  <w:abstractNum w:abstractNumId="5">
     <w:nsid w:val="619976B6"/>
     <w:multiLevelType w:val="hybridMultilevel"/>
     <w:tmpl w:val="46963978"/>
@@ -689,7 +1269,7 @@
       </w:pPr>
     </w:lvl>
   </w:abstractNum>
-  <w:abstractNum w:abstractNumId="3" w15:restartNumberingAfterBreak="0">
+  <w:abstractNum w:abstractNumId="6">
     <w:nsid w:val="74135E47"/>
     <w:multiLevelType w:val="hybridMultilevel"/>
     <w:tmpl w:val="BBDC8E9E"/>
@@ -778,7 +1358,7 @@
       </w:pPr>
     </w:lvl>
   </w:abstractNum>
-  <w:abstractNum w:abstractNumId="4" w15:restartNumberingAfterBreak="0">
+  <w:abstractNum w:abstractNumId="7">
     <w:nsid w:val="78D26251"/>
     <w:multiLevelType w:val="hybridMultilevel"/>
     <w:tmpl w:val="585AD448"/>
@@ -868,25 +1448,34 @@
     </w:lvl>
   </w:abstractNum>
   <w:num w:numId="1">
-    <w:abstractNumId w:val="2"/>
+    <w:abstractNumId w:val="5"/>
   </w:num>
   <w:num w:numId="2">
     <w:abstractNumId w:val="0"/>
   </w:num>
   <w:num w:numId="3">
-    <w:abstractNumId w:val="4"/>
+    <w:abstractNumId w:val="7"/>
   </w:num>
   <w:num w:numId="4">
+    <w:abstractNumId w:val="3"/>
+  </w:num>
+  <w:num w:numId="5">
+    <w:abstractNumId w:val="6"/>
+  </w:num>
+  <w:num w:numId="6">
     <w:abstractNumId w:val="1"/>
   </w:num>
-  <w:num w:numId="5">
-    <w:abstractNumId w:val="3"/>
+  <w:num w:numId="7">
+    <w:abstractNumId w:val="2"/>
+  </w:num>
+  <w:num w:numId="8">
+    <w:abstractNumId w:val="4"/>
   </w:num>
 </w:numbering>
 </file>
 
 <file path=word/styles.xml><?xml version="1.0" encoding="utf-8"?>
-<w:styles xmlns:mc="http://schemas.openxmlformats.org/markup-compatibility/2006" xmlns:r="http://schemas.openxmlformats.org/officeDocument/2006/relationships" xmlns:w="http://schemas.openxmlformats.org/wordprocessingml/2006/main" xmlns:w14="http://schemas.microsoft.com/office/word/2010/wordml" xmlns:w15="http://schemas.microsoft.com/office/word/2012/wordml" xmlns:w16cex="http://schemas.microsoft.com/office/word/2018/wordml/cex" xmlns:w16cid="http://schemas.microsoft.com/office/word/2016/wordml/cid" xmlns:w16="http://schemas.microsoft.com/office/word/2018/wordml" xmlns:w16sdtdh="http://schemas.microsoft.com/office/word/2020/wordml/sdtdatahash" xmlns:w16se="http://schemas.microsoft.com/office/word/2015/wordml/symex" mc:Ignorable="w14 w15 w16se w16cid w16 w16cex w16sdtdh">
+<w:styles xmlns:mc="http://schemas.openxmlformats.org/markup-compatibility/2006" xmlns:r="http://schemas.openxmlformats.org/officeDocument/2006/relationships" xmlns:w="http://schemas.openxmlformats.org/wordprocessingml/2006/main" xmlns:w14="http://schemas.microsoft.com/office/word/2010/wordml" xmlns:w15="http://schemas.microsoft.com/office/word/2012/wordml" mc:Ignorable="w14 w15">
   <w:docDefaults>
     <w:rPrDefault>
       <w:rPr>
@@ -899,7 +1488,7 @@
     </w:rPrDefault>
     <w:pPrDefault/>
   </w:docDefaults>
-  <w:latentStyles w:defLockedState="0" w:defUIPriority="99" w:defSemiHidden="0" w:defUnhideWhenUsed="0" w:defQFormat="0" w:count="376">
+  <w:latentStyles w:defLockedState="0" w:defUIPriority="99" w:defSemiHidden="0" w:defUnhideWhenUsed="0" w:defQFormat="0" w:count="382">
     <w:lsdException w:name="Normal" w:uiPriority="0" w:qFormat="1"/>
     <w:lsdException w:name="heading 1" w:uiPriority="9" w:qFormat="1"/>
     <w:lsdException w:name="heading 2" w:semiHidden="1" w:uiPriority="9" w:unhideWhenUsed="1" w:qFormat="1"/>
@@ -1056,6 +1645,15 @@
     <w:lsdException w:name="Balloon Text" w:semiHidden="1" w:unhideWhenUsed="1"/>
     <w:lsdException w:name="Table Grid" w:uiPriority="39"/>
     <w:lsdException w:name="Table Theme" w:semiHidden="1" w:unhideWhenUsed="1"/>
+    <w:lsdException w:name="Note Level 1" w:semiHidden="1" w:unhideWhenUsed="1"/>
+    <w:lsdException w:name="Note Level 2" w:semiHidden="1" w:unhideWhenUsed="1"/>
+    <w:lsdException w:name="Note Level 3" w:semiHidden="1" w:unhideWhenUsed="1"/>
+    <w:lsdException w:name="Note Level 4" w:semiHidden="1" w:unhideWhenUsed="1"/>
+    <w:lsdException w:name="Note Level 5" w:semiHidden="1" w:unhideWhenUsed="1"/>
+    <w:lsdException w:name="Note Level 6" w:semiHidden="1" w:unhideWhenUsed="1"/>
+    <w:lsdException w:name="Note Level 7" w:semiHidden="1" w:unhideWhenUsed="1"/>
+    <w:lsdException w:name="Note Level 8" w:semiHidden="1" w:unhideWhenUsed="1"/>
+    <w:lsdException w:name="Note Level 9" w:semiHidden="1" w:unhideWhenUsed="1"/>
     <w:lsdException w:name="Placeholder Text" w:semiHidden="1"/>
     <w:lsdException w:name="No Spacing" w:uiPriority="1" w:qFormat="1"/>
     <w:lsdException w:name="Light Shading" w:uiPriority="60"/>
@@ -1298,7 +1896,7 @@
       <w:outlineLvl w:val="0"/>
     </w:pPr>
     <w:rPr>
-      <w:rFonts w:eastAsia="宋体"/>
+      <w:rFonts w:eastAsia="SimSun"/>
       <w:b/>
       <w:bCs/>
       <w:kern w:val="44"/>
@@ -1334,13 +1932,13 @@
     <w:unhideWhenUsed/>
   </w:style>
   <w:style w:type="character" w:customStyle="1" w:styleId="10">
-    <w:name w:val="标题 1 字符"/>
+    <w:name w:val="标题 1字符"/>
     <w:basedOn w:val="a0"/>
     <w:link w:val="1"/>
     <w:uiPriority w:val="9"/>
     <w:rsid w:val="00A94E95"/>
     <w:rPr>
-      <w:rFonts w:eastAsia="宋体"/>
+      <w:rFonts w:eastAsia="SimSun"/>
       <w:b/>
       <w:bCs/>
       <w:kern w:val="44"/>
@@ -1357,6 +1955,29 @@
     <w:pPr>
       <w:ind w:firstLineChars="200" w:firstLine="420"/>
     </w:pPr>
+  </w:style>
+  <w:style w:type="paragraph" w:styleId="a4">
+    <w:name w:val="Document Map"/>
+    <w:basedOn w:val="a"/>
+    <w:link w:val="a5"/>
+    <w:uiPriority w:val="99"/>
+    <w:semiHidden/>
+    <w:unhideWhenUsed/>
+    <w:rsid w:val="00AE683F"/>
+    <w:rPr>
+      <w:rFonts w:ascii="宋体" w:eastAsia="宋体"/>
+    </w:rPr>
+  </w:style>
+  <w:style w:type="character" w:customStyle="1" w:styleId="a5">
+    <w:name w:val="文档结构图字符"/>
+    <w:basedOn w:val="a0"/>
+    <w:link w:val="a4"/>
+    <w:uiPriority w:val="99"/>
+    <w:semiHidden/>
+    <w:rsid w:val="00AE683F"/>
+    <w:rPr>
+      <w:rFonts w:ascii="宋体" w:eastAsia="宋体"/>
+    </w:rPr>
   </w:style>
 </w:styles>
 </file>
